--- a/backend/templates/Independent/Intimation Letter.docx
+++ b/backend/templates/Independent/Intimation Letter.docx
@@ -218,7 +218,38 @@
           <w:b/>
           <w:sz w:val="23"/>
         </w:rPr>
-        <w:t>M/s. Mohindra and Associates Chartered Accountants</w:t>
+        <w:t>{</w:t>
+      </w:r>
+      <w:r>
+        <w:rPr>
+          <w:b/>
+          <w:sz w:val="23"/>
+        </w:rPr>
+        <w:t>AUDITOR_FIRM_NAME</w:t>
+      </w:r>
+      <w:r>
+        <w:rPr>
+          <w:b/>
+          <w:sz w:val="23"/>
+        </w:rPr>
+        <w:t>}</w:t>
+      </w:r>
+    </w:p>
+    <w:p>
+      <w:pPr>
+        <w:spacing w:before="28" w:line="264" w:lineRule="auto"/>
+        <w:ind w:left="343" w:right="5878"/>
+        <w:rPr>
+          <w:b/>
+          <w:sz w:val="23"/>
+        </w:rPr>
+      </w:pPr>
+      <w:r>
+        <w:rPr>
+          <w:b/>
+          <w:sz w:val="23"/>
+        </w:rPr>
+        <w:t>Chartered Accountants</w:t>
       </w:r>
     </w:p>
     <w:p>
@@ -239,7 +270,19 @@
         <w:rPr>
           <w:spacing w:val="-2"/>
         </w:rPr>
-        <w:t>001406N</w:t>
+        <w:t>{</w:t>
+      </w:r>
+      <w:r>
+        <w:rPr>
+          <w:spacing w:val="-2"/>
+        </w:rPr>
+        <w:t>AUDITOR_FIRM_NAME</w:t>
+      </w:r>
+      <w:r>
+        <w:rPr>
+          <w:spacing w:val="-2"/>
+        </w:rPr>
+        <w:t>}</w:t>
       </w:r>
     </w:p>
     <w:p>
@@ -271,75 +314,21 @@
           <w:b/>
           <w:sz w:val="23"/>
         </w:rPr>
-        <w:t>A-31,</w:t>
-      </w:r>
-      <w:r>
-        <w:rPr>
-          <w:b/>
-          <w:spacing w:val="15"/>
-          <w:sz w:val="23"/>
-        </w:rPr>
-        <w:t xml:space="preserve"> </w:t>
-      </w:r>
-      <w:r>
-        <w:rPr>
-          <w:b/>
-          <w:sz w:val="23"/>
-        </w:rPr>
-        <w:t>LGF,</w:t>
-      </w:r>
-      <w:r>
-        <w:rPr>
-          <w:b/>
-          <w:spacing w:val="13"/>
-          <w:sz w:val="23"/>
-        </w:rPr>
-        <w:t xml:space="preserve"> </w:t>
-      </w:r>
-      <w:r>
-        <w:rPr>
-          <w:b/>
-          <w:sz w:val="23"/>
-        </w:rPr>
-        <w:t>Sector-3,</w:t>
-      </w:r>
-      <w:r>
-        <w:rPr>
-          <w:b/>
-          <w:spacing w:val="15"/>
-          <w:sz w:val="23"/>
-        </w:rPr>
-        <w:t xml:space="preserve"> </w:t>
-      </w:r>
-      <w:r>
-        <w:rPr>
-          <w:b/>
-          <w:sz w:val="23"/>
-        </w:rPr>
-        <w:t>Noida,</w:t>
-      </w:r>
-      <w:r>
-        <w:rPr>
-          <w:b/>
-          <w:spacing w:val="14"/>
-          <w:sz w:val="23"/>
-        </w:rPr>
-        <w:t xml:space="preserve"> </w:t>
-      </w:r>
-      <w:r>
-        <w:rPr>
-          <w:b/>
-          <w:sz w:val="23"/>
-        </w:rPr>
-        <w:t>UP-</w:t>
-      </w:r>
-      <w:r>
-        <w:rPr>
-          <w:b/>
-          <w:spacing w:val="-2"/>
-          <w:sz w:val="23"/>
-        </w:rPr>
-        <w:t>201301</w:t>
+        <w:t>{</w:t>
+      </w:r>
+      <w:r>
+        <w:rPr>
+          <w:b/>
+          <w:sz w:val="23"/>
+        </w:rPr>
+        <w:t>AUDITOR_ADDRESS</w:t>
+      </w:r>
+      <w:r>
+        <w:rPr>
+          <w:b/>
+          <w:sz w:val="23"/>
+        </w:rPr>
+        <w:t>}</w:t>
       </w:r>
     </w:p>
     <w:p>
@@ -619,7 +608,40 @@
         <w:t xml:space="preserve"> </w:t>
       </w:r>
       <w:r>
-        <w:t>appointed your firm, M/s Mohindra and Associates, FRN: 001406N, A-31, LGF, Sector-3, Noida, UP-201301</w:t>
+        <w:t xml:space="preserve">appointed your firm, </w:t>
+      </w:r>
+      <w:r>
+        <w:t>{</w:t>
+      </w:r>
+      <w:r>
+        <w:t>AUDITOR_FIRM_NAME</w:t>
+      </w:r>
+      <w:r>
+        <w:t>}</w:t>
+      </w:r>
+      <w:r>
+        <w:t xml:space="preserve">, FRN: </w:t>
+      </w:r>
+      <w:r>
+        <w:t>{</w:t>
+      </w:r>
+      <w:r>
+        <w:t>AUDITOR_FRN</w:t>
+      </w:r>
+      <w:r>
+        <w:t>}</w:t>
+      </w:r>
+      <w:r>
+        <w:t xml:space="preserve">, </w:t>
+      </w:r>
+      <w:r>
+        <w:t>{</w:t>
+      </w:r>
+      <w:r>
+        <w:t>AUDITOR_ADDRESS</w:t>
+      </w:r>
+      <w:r>
+        <w:t>}</w:t>
       </w:r>
     </w:p>
     <w:p>
@@ -1246,7 +1268,6 @@
   <w:style w:type="character" w:default="1" w:styleId="DefaultParagraphFont">
     <w:name w:val="Default Paragraph Font"/>
     <w:uiPriority w:val="1"/>
-    <w:semiHidden/>
     <w:unhideWhenUsed/>
   </w:style>
   <w:style w:type="table" w:default="1" w:styleId="TableNormal">
